--- a/18_DOCX/VIDA_CASES_0017_0024.docx
+++ b/18_DOCX/VIDA_CASES_0017_0024.docx
@@ -7,14 +7,61 @@
         <w:pStyle w:val="Heading1"/>
       </w:pPr>
       <w:r>
-        <w:t>VIDA_CASES_0017_0024 - Terceiro ciclo de estudos de caso VIDA</w:t>
-      </w:r>
-    </w:p>
-    <w:p>
-      <w:r>
-        <w:t>————————————————————————</w:t>
-      </w:r>
-    </w:p>
+        <w:t>VIDA_CASES_0017_0024 - Estudos de caso VIDA</w:t>
+      </w:r>
+    </w:p>
+    <w:p/>
+    <w:p>
+      <w:pPr>
+        <w:pStyle w:val="Heading2"/>
+      </w:pPr>
+      <w:r>
+        <w:t>Controle</w:t>
+      </w:r>
+    </w:p>
+    <w:p/>
+    <w:p>
+      <w:pPr>
+        <w:pStyle w:val="ListBullet"/>
+      </w:pPr>
+      <w:r>
+        <w:t>Versão: 0.2</w:t>
+      </w:r>
+    </w:p>
+    <w:p>
+      <w:pPr>
+        <w:pStyle w:val="ListBullet"/>
+      </w:pPr>
+      <w:r>
+        <w:t>Data: 2026-06-26</w:t>
+      </w:r>
+    </w:p>
+    <w:p>
+      <w:pPr>
+        <w:pStyle w:val="ListBullet"/>
+      </w:pPr>
+      <w:r>
+        <w:t>Autor: JP-BR Insurance Knowledge Base</w:t>
+      </w:r>
+    </w:p>
+    <w:p>
+      <w:pPr>
+        <w:pStyle w:val="ListBullet"/>
+      </w:pPr>
+      <w:r>
+        <w:t>Histórico: Consolidação atualizada com limite comercial/compliance.</w:t>
+      </w:r>
+    </w:p>
+    <w:p/>
+    <w:p>
+      <w:pPr>
+        <w:pStyle w:val="Heading2"/>
+      </w:pPr>
+      <w:r>
+        <w:t>Conteúdo consolidado</w:t>
+      </w:r>
+    </w:p>
+    <w:p/>
     <w:p>
       <w:pPr>
         <w:pStyle w:val="Heading1"/>
@@ -23,6 +70,7 @@
         <w:t>CASE-VIDA-0017 - Cliente acha que proposta já garante cobertura</w:t>
       </w:r>
     </w:p>
+    <w:p/>
     <w:p>
       <w:pPr>
         <w:pStyle w:val="Heading2"/>
@@ -31,12 +79,13 @@
         <w:t>Controle</w:t>
       </w:r>
     </w:p>
+    <w:p/>
     <w:p>
       <w:pPr>
         <w:pStyle w:val="ListBullet"/>
       </w:pPr>
       <w:r>
-        <w:t>Versão: 0.1</w:t>
+        <w:t>Versão: 0.2</w:t>
       </w:r>
     </w:p>
     <w:p>
@@ -60,9 +109,10 @@
         <w:pStyle w:val="ListBullet"/>
       </w:pPr>
       <w:r>
-        <w:t>Histórico: Criação inicial.</w:t>
-      </w:r>
-    </w:p>
+        <w:t>Histórico: Criação inicial; inclusão de limite comercial/compliance.</w:t>
+      </w:r>
+    </w:p>
+    <w:p/>
     <w:p>
       <w:pPr>
         <w:pStyle w:val="Heading2"/>
@@ -71,11 +121,13 @@
         <w:t>Código</w:t>
       </w:r>
     </w:p>
+    <w:p/>
     <w:p>
       <w:r>
         <w:t>CASE-VIDA-0017</w:t>
       </w:r>
     </w:p>
+    <w:p/>
     <w:p>
       <w:pPr>
         <w:pStyle w:val="Heading2"/>
@@ -84,11 +136,13 @@
         <w:t>Produto ou categoria</w:t>
       </w:r>
     </w:p>
+    <w:p/>
     <w:p>
       <w:r>
         <w:t>VIDA</w:t>
       </w:r>
     </w:p>
+    <w:p/>
     <w:p>
       <w:pPr>
         <w:pStyle w:val="Heading2"/>
@@ -97,11 +151,13 @@
         <w:t>Situação</w:t>
       </w:r>
     </w:p>
+    <w:p/>
     <w:p>
       <w:r>
         <w:t>Cliente acha que proposta já garante cobertura.</w:t>
       </w:r>
     </w:p>
+    <w:p/>
     <w:p>
       <w:pPr>
         <w:pStyle w:val="Heading2"/>
@@ -110,11 +166,13 @@
         <w:t>Problema</w:t>
       </w:r>
     </w:p>
+    <w:p/>
     <w:p>
       <w:r>
         <w:t>Cliente pode criar expectativa incorreta sobre aceitação automática, declaração de saúde, condições especiais ou continuidade do contrato.</w:t>
       </w:r>
     </w:p>
+    <w:p/>
     <w:p>
       <w:pPr>
         <w:pStyle w:val="Heading2"/>
@@ -123,11 +181,13 @@
         <w:t>Análise</w:t>
       </w:r>
     </w:p>
+    <w:p/>
     <w:p>
       <w:r>
         <w:t>Seguro de vida depende de proposta, declaração correta, análise da seguradora, pagamento e cumprimento das condições contratuais.</w:t>
       </w:r>
     </w:p>
+    <w:p/>
     <w:p>
       <w:pPr>
         <w:pStyle w:val="Heading2"/>
@@ -136,11 +196,13 @@
         <w:t>Orientação ao corretor</w:t>
       </w:r>
     </w:p>
+    <w:p/>
     <w:p>
       <w:r>
         <w:t>Explicar etapas antes de prometer cobertura. Conferir histórico médico, documentos, aceitação e alternativas quando houver condição ou recusa.</w:t>
       </w:r>
     </w:p>
+    <w:p/>
     <w:p>
       <w:pPr>
         <w:pStyle w:val="Heading2"/>
@@ -149,11 +211,13 @@
         <w:t>Como explicar ao cliente brasileiro</w:t>
       </w:r>
     </w:p>
+    <w:p/>
     <w:p>
       <w:r>
         <w:t>A contratação passa por análise. O mais importante é responder corretamente e esperar a confirmação da seguradora.</w:t>
       </w:r>
     </w:p>
+    <w:p/>
     <w:p>
       <w:pPr>
         <w:pStyle w:val="Heading2"/>
@@ -162,19 +226,37 @@
         <w:t>Resultado esperado</w:t>
       </w:r>
     </w:p>
+    <w:p/>
     <w:p>
       <w:r>
         <w:t>Cliente entende o processo de aceitação e evita problemas por informação incompleta ou expectativa indevida.</w:t>
       </w:r>
     </w:p>
+    <w:p/>
     <w:p>
       <w:pPr>
         <w:pStyle w:val="Heading2"/>
       </w:pPr>
       <w:r>
+        <w:t>Limite comercial/compliance</w:t>
+      </w:r>
+    </w:p>
+    <w:p/>
+    <w:p>
+      <w:r>
+        <w:t>O corretor deve usar este caso como orientação de atendimento, sem prometer aceitação, cobertura, valor de indenização, prazo, benefício fiscal, manutenção de contrato ou resultado de análise. A decisão final depende da apólice, declaração de saúde, documentos, situação familiar, regras fiscais quando aplicáveis e avaliação da seguradora ou órgão competente.</w:t>
+      </w:r>
+    </w:p>
+    <w:p/>
+    <w:p>
+      <w:pPr>
+        <w:pStyle w:val="Heading2"/>
+      </w:pPr>
+      <w:r>
         <w:t>Termos relacionados</w:t>
       </w:r>
     </w:p>
+    <w:p/>
     <w:p>
       <w:pPr>
         <w:pStyle w:val="ListBullet"/>
@@ -191,6 +273,7 @@
         <w:t>VIDA-0020</w:t>
       </w:r>
     </w:p>
+    <w:p/>
     <w:p>
       <w:pPr>
         <w:pStyle w:val="Heading2"/>
@@ -199,6 +282,7 @@
         <w:t>FAQs relacionadas</w:t>
       </w:r>
     </w:p>
+    <w:p/>
     <w:p>
       <w:pPr>
         <w:pStyle w:val="ListBullet"/>
@@ -215,6 +299,7 @@
         <w:t>FAQ-VIDA-0020</w:t>
       </w:r>
     </w:p>
+    <w:p/>
     <w:p>
       <w:pPr>
         <w:pStyle w:val="Heading2"/>
@@ -223,6 +308,7 @@
         <w:t>Diálogos relacionados</w:t>
       </w:r>
     </w:p>
+    <w:p/>
     <w:p>
       <w:pPr>
         <w:pStyle w:val="ListBullet"/>
@@ -231,6 +317,7 @@
         <w:t>DIALOGUE-VIDA-0011</w:t>
       </w:r>
     </w:p>
+    <w:p/>
     <w:p>
       <w:pPr>
         <w:pStyle w:val="Heading2"/>
@@ -239,6 +326,7 @@
         <w:t>Referências cruzadas</w:t>
       </w:r>
     </w:p>
+    <w:p/>
     <w:p>
       <w:pPr>
         <w:pStyle w:val="ListBullet"/>
@@ -279,6 +367,7 @@
         <w:t>DIALOGUE-VIDA-0011</w:t>
       </w:r>
     </w:p>
+    <w:p/>
     <w:p>
       <w:pPr>
         <w:pStyle w:val="Heading2"/>
@@ -287,6 +376,7 @@
         <w:t>Referências</w:t>
       </w:r>
     </w:p>
+    <w:p/>
     <w:p>
       <w:pPr>
         <w:pStyle w:val="ListBullet"/>
@@ -295,6 +385,7 @@
         <w:t>Documento interno: `EDITORIAL_RULES.md`</w:t>
       </w:r>
     </w:p>
+    <w:p/>
     <w:p>
       <w:pPr>
         <w:pStyle w:val="Heading2"/>
@@ -303,6 +394,7 @@
         <w:t>Tags</w:t>
       </w:r>
     </w:p>
+    <w:p/>
     <w:p>
       <w:pPr>
         <w:pStyle w:val="ListBullet"/>
@@ -335,6 +427,7 @@
         <w:t>saude</w:t>
       </w:r>
     </w:p>
+    <w:p/>
     <w:p>
       <w:pPr>
         <w:pStyle w:val="Heading2"/>
@@ -343,6 +436,7 @@
         <w:t>Veja também</w:t>
       </w:r>
     </w:p>
+    <w:p/>
     <w:p>
       <w:pPr>
         <w:pStyle w:val="ListBullet"/>
@@ -351,6 +445,7 @@
         <w:t>`14_FAQ/VIDA/FAQ-VIDA-0041.md`</w:t>
       </w:r>
     </w:p>
+    <w:p/>
     <w:p>
       <w:pPr>
         <w:pStyle w:val="Heading2"/>
@@ -359,6 +454,7 @@
         <w:t>Histórico de revisão</w:t>
       </w:r>
     </w:p>
+    <w:p/>
     <w:p>
       <w:r>
         <w:t>| Data | Versão | Autor | Alteração |</w:t>
@@ -376,9 +472,16 @@
     </w:p>
     <w:p>
       <w:r>
-        <w:t>————————————————————————</w:t>
-      </w:r>
-    </w:p>
+        <w:t>| 2026-06-26 | 0.2 | JP-BR Insurance Knowledge Base | Inclusão de limite comercial/compliance para uso seguro em atendimento e NotebookLM. |</w:t>
+      </w:r>
+    </w:p>
+    <w:p/>
+    <w:p>
+      <w:r>
+        <w:br w:type="page"/>
+      </w:r>
+    </w:p>
+    <w:p/>
     <w:p>
       <w:pPr>
         <w:pStyle w:val="Heading1"/>
@@ -387,6 +490,7 @@
         <w:t>CASE-VIDA-0018 - Cliente tem doença preexistente e dúvida sobre declaração</w:t>
       </w:r>
     </w:p>
+    <w:p/>
     <w:p>
       <w:pPr>
         <w:pStyle w:val="Heading2"/>
@@ -395,12 +499,13 @@
         <w:t>Controle</w:t>
       </w:r>
     </w:p>
+    <w:p/>
     <w:p>
       <w:pPr>
         <w:pStyle w:val="ListBullet"/>
       </w:pPr>
       <w:r>
-        <w:t>Versão: 0.1</w:t>
+        <w:t>Versão: 0.2</w:t>
       </w:r>
     </w:p>
     <w:p>
@@ -424,9 +529,10 @@
         <w:pStyle w:val="ListBullet"/>
       </w:pPr>
       <w:r>
-        <w:t>Histórico: Criação inicial.</w:t>
-      </w:r>
-    </w:p>
+        <w:t>Histórico: Criação inicial; inclusão de limite comercial/compliance.</w:t>
+      </w:r>
+    </w:p>
+    <w:p/>
     <w:p>
       <w:pPr>
         <w:pStyle w:val="Heading2"/>
@@ -435,11 +541,13 @@
         <w:t>Código</w:t>
       </w:r>
     </w:p>
+    <w:p/>
     <w:p>
       <w:r>
         <w:t>CASE-VIDA-0018</w:t>
       </w:r>
     </w:p>
+    <w:p/>
     <w:p>
       <w:pPr>
         <w:pStyle w:val="Heading2"/>
@@ -448,11 +556,13 @@
         <w:t>Produto ou categoria</w:t>
       </w:r>
     </w:p>
+    <w:p/>
     <w:p>
       <w:r>
         <w:t>VIDA</w:t>
       </w:r>
     </w:p>
+    <w:p/>
     <w:p>
       <w:pPr>
         <w:pStyle w:val="Heading2"/>
@@ -461,11 +571,13 @@
         <w:t>Situação</w:t>
       </w:r>
     </w:p>
+    <w:p/>
     <w:p>
       <w:r>
         <w:t>Cliente tem doença preexistente e dúvida sobre declaração.</w:t>
       </w:r>
     </w:p>
+    <w:p/>
     <w:p>
       <w:pPr>
         <w:pStyle w:val="Heading2"/>
@@ -474,11 +586,13 @@
         <w:t>Problema</w:t>
       </w:r>
     </w:p>
+    <w:p/>
     <w:p>
       <w:r>
         <w:t>Cliente pode criar expectativa incorreta sobre aceitação automática, declaração de saúde, condições especiais ou continuidade do contrato.</w:t>
       </w:r>
     </w:p>
+    <w:p/>
     <w:p>
       <w:pPr>
         <w:pStyle w:val="Heading2"/>
@@ -487,11 +601,13 @@
         <w:t>Análise</w:t>
       </w:r>
     </w:p>
+    <w:p/>
     <w:p>
       <w:r>
         <w:t>Seguro de vida depende de proposta, declaração correta, análise da seguradora, pagamento e cumprimento das condições contratuais.</w:t>
       </w:r>
     </w:p>
+    <w:p/>
     <w:p>
       <w:pPr>
         <w:pStyle w:val="Heading2"/>
@@ -500,11 +616,13 @@
         <w:t>Orientação ao corretor</w:t>
       </w:r>
     </w:p>
+    <w:p/>
     <w:p>
       <w:r>
         <w:t>Explicar etapas antes de prometer cobertura. Conferir histórico médico, documentos, aceitação e alternativas quando houver condição ou recusa.</w:t>
       </w:r>
     </w:p>
+    <w:p/>
     <w:p>
       <w:pPr>
         <w:pStyle w:val="Heading2"/>
@@ -513,11 +631,13 @@
         <w:t>Como explicar ao cliente brasileiro</w:t>
       </w:r>
     </w:p>
+    <w:p/>
     <w:p>
       <w:r>
         <w:t>A contratação passa por análise. O mais importante é responder corretamente e esperar a confirmação da seguradora.</w:t>
       </w:r>
     </w:p>
+    <w:p/>
     <w:p>
       <w:pPr>
         <w:pStyle w:val="Heading2"/>
@@ -526,19 +646,37 @@
         <w:t>Resultado esperado</w:t>
       </w:r>
     </w:p>
+    <w:p/>
     <w:p>
       <w:r>
         <w:t>Cliente entende o processo de aceitação e evita problemas por informação incompleta ou expectativa indevida.</w:t>
       </w:r>
     </w:p>
+    <w:p/>
     <w:p>
       <w:pPr>
         <w:pStyle w:val="Heading2"/>
       </w:pPr>
       <w:r>
+        <w:t>Limite comercial/compliance</w:t>
+      </w:r>
+    </w:p>
+    <w:p/>
+    <w:p>
+      <w:r>
+        <w:t>O corretor deve usar este caso como orientação de atendimento, sem prometer aceitação, cobertura, valor de indenização, prazo, benefício fiscal, manutenção de contrato ou resultado de análise. A decisão final depende da apólice, declaração de saúde, documentos, situação familiar, regras fiscais quando aplicáveis e avaliação da seguradora ou órgão competente.</w:t>
+      </w:r>
+    </w:p>
+    <w:p/>
+    <w:p>
+      <w:pPr>
+        <w:pStyle w:val="Heading2"/>
+      </w:pPr>
+      <w:r>
         <w:t>Termos relacionados</w:t>
       </w:r>
     </w:p>
+    <w:p/>
     <w:p>
       <w:pPr>
         <w:pStyle w:val="ListBullet"/>
@@ -571,6 +709,7 @@
         <w:t>VIDA-0045 - 通院歴 - Histórico de consultas ou tratamentos</w:t>
       </w:r>
     </w:p>
+    <w:p/>
     <w:p>
       <w:pPr>
         <w:pStyle w:val="Heading2"/>
@@ -579,6 +718,7 @@
         <w:t>FAQs relacionadas</w:t>
       </w:r>
     </w:p>
+    <w:p/>
     <w:p>
       <w:pPr>
         <w:pStyle w:val="ListBullet"/>
@@ -611,6 +751,7 @@
         <w:t>FAQ-VIDA-0045</w:t>
       </w:r>
     </w:p>
+    <w:p/>
     <w:p>
       <w:pPr>
         <w:pStyle w:val="Heading2"/>
@@ -619,6 +760,7 @@
         <w:t>Diálogos relacionados</w:t>
       </w:r>
     </w:p>
+    <w:p/>
     <w:p>
       <w:pPr>
         <w:pStyle w:val="ListBullet"/>
@@ -635,6 +777,7 @@
         <w:t>DIALOGUE-VIDA-0012</w:t>
       </w:r>
     </w:p>
+    <w:p/>
     <w:p>
       <w:pPr>
         <w:pStyle w:val="Heading2"/>
@@ -643,6 +786,7 @@
         <w:t>Referências cruzadas</w:t>
       </w:r>
     </w:p>
+    <w:p/>
     <w:p>
       <w:pPr>
         <w:pStyle w:val="ListBullet"/>
@@ -723,6 +867,7 @@
         <w:t>DIALOGUE-VIDA-0012</w:t>
       </w:r>
     </w:p>
+    <w:p/>
     <w:p>
       <w:pPr>
         <w:pStyle w:val="Heading2"/>
@@ -731,6 +876,7 @@
         <w:t>Referências</w:t>
       </w:r>
     </w:p>
+    <w:p/>
     <w:p>
       <w:pPr>
         <w:pStyle w:val="ListBullet"/>
@@ -739,6 +885,7 @@
         <w:t>Documento interno: `EDITORIAL_RULES.md`</w:t>
       </w:r>
     </w:p>
+    <w:p/>
     <w:p>
       <w:pPr>
         <w:pStyle w:val="Heading2"/>
@@ -747,6 +894,7 @@
         <w:t>Tags</w:t>
       </w:r>
     </w:p>
+    <w:p/>
     <w:p>
       <w:pPr>
         <w:pStyle w:val="ListBullet"/>
@@ -779,6 +927,7 @@
         <w:t>saude</w:t>
       </w:r>
     </w:p>
+    <w:p/>
     <w:p>
       <w:pPr>
         <w:pStyle w:val="Heading2"/>
@@ -787,6 +936,7 @@
         <w:t>Veja também</w:t>
       </w:r>
     </w:p>
+    <w:p/>
     <w:p>
       <w:pPr>
         <w:pStyle w:val="ListBullet"/>
@@ -795,6 +945,7 @@
         <w:t>`14_FAQ/VIDA/FAQ-VIDA-0042.md`</w:t>
       </w:r>
     </w:p>
+    <w:p/>
     <w:p>
       <w:pPr>
         <w:pStyle w:val="Heading2"/>
@@ -803,6 +954,7 @@
         <w:t>Histórico de revisão</w:t>
       </w:r>
     </w:p>
+    <w:p/>
     <w:p>
       <w:r>
         <w:t>| Data | Versão | Autor | Alteração |</w:t>
@@ -820,9 +972,16 @@
     </w:p>
     <w:p>
       <w:r>
-        <w:t>————————————————————————</w:t>
-      </w:r>
-    </w:p>
+        <w:t>| 2026-06-26 | 0.2 | JP-BR Insurance Knowledge Base | Inclusão de limite comercial/compliance para uso seguro em atendimento e NotebookLM. |</w:t>
+      </w:r>
+    </w:p>
+    <w:p/>
+    <w:p>
+      <w:r>
+        <w:br w:type="page"/>
+      </w:r>
+    </w:p>
+    <w:p/>
     <w:p>
       <w:pPr>
         <w:pStyle w:val="Heading1"/>
@@ -831,6 +990,7 @@
         <w:t>CASE-VIDA-0019 - Cliente teve internação ou cirurgia anterior</w:t>
       </w:r>
     </w:p>
+    <w:p/>
     <w:p>
       <w:pPr>
         <w:pStyle w:val="Heading2"/>
@@ -839,12 +999,13 @@
         <w:t>Controle</w:t>
       </w:r>
     </w:p>
+    <w:p/>
     <w:p>
       <w:pPr>
         <w:pStyle w:val="ListBullet"/>
       </w:pPr>
       <w:r>
-        <w:t>Versão: 0.1</w:t>
+        <w:t>Versão: 0.2</w:t>
       </w:r>
     </w:p>
     <w:p>
@@ -868,9 +1029,10 @@
         <w:pStyle w:val="ListBullet"/>
       </w:pPr>
       <w:r>
-        <w:t>Histórico: Criação inicial.</w:t>
-      </w:r>
-    </w:p>
+        <w:t>Histórico: Criação inicial; inclusão de limite comercial/compliance.</w:t>
+      </w:r>
+    </w:p>
+    <w:p/>
     <w:p>
       <w:pPr>
         <w:pStyle w:val="Heading2"/>
@@ -879,11 +1041,13 @@
         <w:t>Código</w:t>
       </w:r>
     </w:p>
+    <w:p/>
     <w:p>
       <w:r>
         <w:t>CASE-VIDA-0019</w:t>
       </w:r>
     </w:p>
+    <w:p/>
     <w:p>
       <w:pPr>
         <w:pStyle w:val="Heading2"/>
@@ -892,11 +1056,13 @@
         <w:t>Produto ou categoria</w:t>
       </w:r>
     </w:p>
+    <w:p/>
     <w:p>
       <w:r>
         <w:t>VIDA</w:t>
       </w:r>
     </w:p>
+    <w:p/>
     <w:p>
       <w:pPr>
         <w:pStyle w:val="Heading2"/>
@@ -905,11 +1071,13 @@
         <w:t>Situação</w:t>
       </w:r>
     </w:p>
+    <w:p/>
     <w:p>
       <w:r>
         <w:t>Cliente teve internação ou cirurgia anterior.</w:t>
       </w:r>
     </w:p>
+    <w:p/>
     <w:p>
       <w:pPr>
         <w:pStyle w:val="Heading2"/>
@@ -918,11 +1086,13 @@
         <w:t>Problema</w:t>
       </w:r>
     </w:p>
+    <w:p/>
     <w:p>
       <w:r>
         <w:t>Cliente pode criar expectativa incorreta sobre aceitação automática, declaração de saúde, condições especiais ou continuidade do contrato.</w:t>
       </w:r>
     </w:p>
+    <w:p/>
     <w:p>
       <w:pPr>
         <w:pStyle w:val="Heading2"/>
@@ -931,11 +1101,13 @@
         <w:t>Análise</w:t>
       </w:r>
     </w:p>
+    <w:p/>
     <w:p>
       <w:r>
         <w:t>Seguro de vida depende de proposta, declaração correta, análise da seguradora, pagamento e cumprimento das condições contratuais.</w:t>
       </w:r>
     </w:p>
+    <w:p/>
     <w:p>
       <w:pPr>
         <w:pStyle w:val="Heading2"/>
@@ -944,11 +1116,13 @@
         <w:t>Orientação ao corretor</w:t>
       </w:r>
     </w:p>
+    <w:p/>
     <w:p>
       <w:r>
         <w:t>Explicar etapas antes de prometer cobertura. Conferir histórico médico, documentos, aceitação e alternativas quando houver condição ou recusa.</w:t>
       </w:r>
     </w:p>
+    <w:p/>
     <w:p>
       <w:pPr>
         <w:pStyle w:val="Heading2"/>
@@ -957,11 +1131,13 @@
         <w:t>Como explicar ao cliente brasileiro</w:t>
       </w:r>
     </w:p>
+    <w:p/>
     <w:p>
       <w:r>
         <w:t>A contratação passa por análise. O mais importante é responder corretamente e esperar a confirmação da seguradora.</w:t>
       </w:r>
     </w:p>
+    <w:p/>
     <w:p>
       <w:pPr>
         <w:pStyle w:val="Heading2"/>
@@ -970,19 +1146,37 @@
         <w:t>Resultado esperado</w:t>
       </w:r>
     </w:p>
+    <w:p/>
     <w:p>
       <w:r>
         <w:t>Cliente entende o processo de aceitação e evita problemas por informação incompleta ou expectativa indevida.</w:t>
       </w:r>
     </w:p>
+    <w:p/>
     <w:p>
       <w:pPr>
         <w:pStyle w:val="Heading2"/>
       </w:pPr>
       <w:r>
+        <w:t>Limite comercial/compliance</w:t>
+      </w:r>
+    </w:p>
+    <w:p/>
+    <w:p>
+      <w:r>
+        <w:t>O corretor deve usar este caso como orientação de atendimento, sem prometer aceitação, cobertura, valor de indenização, prazo, benefício fiscal, manutenção de contrato ou resultado de análise. A decisão final depende da apólice, declaração de saúde, documentos, situação familiar, regras fiscais quando aplicáveis e avaliação da seguradora ou órgão competente.</w:t>
+      </w:r>
+    </w:p>
+    <w:p/>
+    <w:p>
+      <w:pPr>
+        <w:pStyle w:val="Heading2"/>
+      </w:pPr>
+      <w:r>
         <w:t>Termos relacionados</w:t>
       </w:r>
     </w:p>
+    <w:p/>
     <w:p>
       <w:pPr>
         <w:pStyle w:val="ListBullet"/>
@@ -1007,6 +1201,7 @@
         <w:t>VIDA-0048 - 健康診断結果 - Resultado de exame de saúde</w:t>
       </w:r>
     </w:p>
+    <w:p/>
     <w:p>
       <w:pPr>
         <w:pStyle w:val="Heading2"/>
@@ -1015,6 +1210,7 @@
         <w:t>FAQs relacionadas</w:t>
       </w:r>
     </w:p>
+    <w:p/>
     <w:p>
       <w:pPr>
         <w:pStyle w:val="ListBullet"/>
@@ -1039,6 +1235,7 @@
         <w:t>FAQ-VIDA-0048</w:t>
       </w:r>
     </w:p>
+    <w:p/>
     <w:p>
       <w:pPr>
         <w:pStyle w:val="Heading2"/>
@@ -1047,6 +1244,7 @@
         <w:t>Diálogos relacionados</w:t>
       </w:r>
     </w:p>
+    <w:p/>
     <w:p>
       <w:pPr>
         <w:pStyle w:val="ListBullet"/>
@@ -1055,6 +1253,7 @@
         <w:t>DIALOGUE-VIDA-0012</w:t>
       </w:r>
     </w:p>
+    <w:p/>
     <w:p>
       <w:pPr>
         <w:pStyle w:val="Heading2"/>
@@ -1063,6 +1262,7 @@
         <w:t>Referências cruzadas</w:t>
       </w:r>
     </w:p>
+    <w:p/>
     <w:p>
       <w:pPr>
         <w:pStyle w:val="ListBullet"/>
@@ -1119,6 +1319,7 @@
         <w:t>DIALOGUE-VIDA-0012</w:t>
       </w:r>
     </w:p>
+    <w:p/>
     <w:p>
       <w:pPr>
         <w:pStyle w:val="Heading2"/>
@@ -1127,6 +1328,7 @@
         <w:t>Referências</w:t>
       </w:r>
     </w:p>
+    <w:p/>
     <w:p>
       <w:pPr>
         <w:pStyle w:val="ListBullet"/>
@@ -1135,6 +1337,7 @@
         <w:t>Documento interno: `EDITORIAL_RULES.md`</w:t>
       </w:r>
     </w:p>
+    <w:p/>
     <w:p>
       <w:pPr>
         <w:pStyle w:val="Heading2"/>
@@ -1143,6 +1346,7 @@
         <w:t>Tags</w:t>
       </w:r>
     </w:p>
+    <w:p/>
     <w:p>
       <w:pPr>
         <w:pStyle w:val="ListBullet"/>
@@ -1175,6 +1379,7 @@
         <w:t>saude</w:t>
       </w:r>
     </w:p>
+    <w:p/>
     <w:p>
       <w:pPr>
         <w:pStyle w:val="Heading2"/>
@@ -1183,6 +1388,7 @@
         <w:t>Veja também</w:t>
       </w:r>
     </w:p>
+    <w:p/>
     <w:p>
       <w:pPr>
         <w:pStyle w:val="ListBullet"/>
@@ -1191,6 +1397,7 @@
         <w:t>`14_FAQ/VIDA/FAQ-VIDA-0046.md`</w:t>
       </w:r>
     </w:p>
+    <w:p/>
     <w:p>
       <w:pPr>
         <w:pStyle w:val="Heading2"/>
@@ -1199,6 +1406,7 @@
         <w:t>Histórico de revisão</w:t>
       </w:r>
     </w:p>
+    <w:p/>
     <w:p>
       <w:r>
         <w:t>| Data | Versão | Autor | Alteração |</w:t>
@@ -1216,9 +1424,16 @@
     </w:p>
     <w:p>
       <w:r>
-        <w:t>————————————————————————</w:t>
-      </w:r>
-    </w:p>
+        <w:t>| 2026-06-26 | 0.2 | JP-BR Insurance Knowledge Base | Inclusão de limite comercial/compliance para uso seguro em atendimento e NotebookLM. |</w:t>
+      </w:r>
+    </w:p>
+    <w:p/>
+    <w:p>
+      <w:r>
+        <w:br w:type="page"/>
+      </w:r>
+    </w:p>
+    <w:p/>
     <w:p>
       <w:pPr>
         <w:pStyle w:val="Heading1"/>
@@ -1227,6 +1442,7 @@
         <w:t>CASE-VIDA-0020 - Seguradora aceita com prêmio adicional</w:t>
       </w:r>
     </w:p>
+    <w:p/>
     <w:p>
       <w:pPr>
         <w:pStyle w:val="Heading2"/>
@@ -1235,12 +1451,13 @@
         <w:t>Controle</w:t>
       </w:r>
     </w:p>
+    <w:p/>
     <w:p>
       <w:pPr>
         <w:pStyle w:val="ListBullet"/>
       </w:pPr>
       <w:r>
-        <w:t>Versão: 0.1</w:t>
+        <w:t>Versão: 0.2</w:t>
       </w:r>
     </w:p>
     <w:p>
@@ -1264,9 +1481,10 @@
         <w:pStyle w:val="ListBullet"/>
       </w:pPr>
       <w:r>
-        <w:t>Histórico: Criação inicial.</w:t>
-      </w:r>
-    </w:p>
+        <w:t>Histórico: Criação inicial; inclusão de limite comercial/compliance.</w:t>
+      </w:r>
+    </w:p>
+    <w:p/>
     <w:p>
       <w:pPr>
         <w:pStyle w:val="Heading2"/>
@@ -1275,11 +1493,13 @@
         <w:t>Código</w:t>
       </w:r>
     </w:p>
+    <w:p/>
     <w:p>
       <w:r>
         <w:t>CASE-VIDA-0020</w:t>
       </w:r>
     </w:p>
+    <w:p/>
     <w:p>
       <w:pPr>
         <w:pStyle w:val="Heading2"/>
@@ -1288,11 +1508,13 @@
         <w:t>Produto ou categoria</w:t>
       </w:r>
     </w:p>
+    <w:p/>
     <w:p>
       <w:r>
         <w:t>VIDA</w:t>
       </w:r>
     </w:p>
+    <w:p/>
     <w:p>
       <w:pPr>
         <w:pStyle w:val="Heading2"/>
@@ -1301,11 +1523,13 @@
         <w:t>Situação</w:t>
       </w:r>
     </w:p>
+    <w:p/>
     <w:p>
       <w:r>
         <w:t>Seguradora aceita com prêmio adicional.</w:t>
       </w:r>
     </w:p>
+    <w:p/>
     <w:p>
       <w:pPr>
         <w:pStyle w:val="Heading2"/>
@@ -1314,11 +1538,13 @@
         <w:t>Problema</w:t>
       </w:r>
     </w:p>
+    <w:p/>
     <w:p>
       <w:r>
         <w:t>Cliente pode criar expectativa incorreta sobre aceitação automática, declaração de saúde, condições especiais ou continuidade do contrato.</w:t>
       </w:r>
     </w:p>
+    <w:p/>
     <w:p>
       <w:pPr>
         <w:pStyle w:val="Heading2"/>
@@ -1327,11 +1553,13 @@
         <w:t>Análise</w:t>
       </w:r>
     </w:p>
+    <w:p/>
     <w:p>
       <w:r>
         <w:t>Seguro de vida depende de proposta, declaração correta, análise da seguradora, pagamento e cumprimento das condições contratuais.</w:t>
       </w:r>
     </w:p>
+    <w:p/>
     <w:p>
       <w:pPr>
         <w:pStyle w:val="Heading2"/>
@@ -1340,11 +1568,13 @@
         <w:t>Orientação ao corretor</w:t>
       </w:r>
     </w:p>
+    <w:p/>
     <w:p>
       <w:r>
         <w:t>Explicar etapas antes de prometer cobertura. Conferir histórico médico, documentos, aceitação e alternativas quando houver condição ou recusa.</w:t>
       </w:r>
     </w:p>
+    <w:p/>
     <w:p>
       <w:pPr>
         <w:pStyle w:val="Heading2"/>
@@ -1353,11 +1583,13 @@
         <w:t>Como explicar ao cliente brasileiro</w:t>
       </w:r>
     </w:p>
+    <w:p/>
     <w:p>
       <w:r>
         <w:t>A contratação passa por análise. O mais importante é responder corretamente e esperar a confirmação da seguradora.</w:t>
       </w:r>
     </w:p>
+    <w:p/>
     <w:p>
       <w:pPr>
         <w:pStyle w:val="Heading2"/>
@@ -1366,19 +1598,37 @@
         <w:t>Resultado esperado</w:t>
       </w:r>
     </w:p>
+    <w:p/>
     <w:p>
       <w:r>
         <w:t>Cliente entende o processo de aceitação e evita problemas por informação incompleta ou expectativa indevida.</w:t>
       </w:r>
     </w:p>
+    <w:p/>
     <w:p>
       <w:pPr>
         <w:pStyle w:val="Heading2"/>
       </w:pPr>
       <w:r>
+        <w:t>Limite comercial/compliance</w:t>
+      </w:r>
+    </w:p>
+    <w:p/>
+    <w:p>
+      <w:r>
+        <w:t>O corretor deve usar este caso como orientação de atendimento, sem prometer aceitação, cobertura, valor de indenização, prazo, benefício fiscal, manutenção de contrato ou resultado de análise. A decisão final depende da apólice, declaração de saúde, documentos, situação familiar, regras fiscais quando aplicáveis e avaliação da seguradora ou órgão competente.</w:t>
+      </w:r>
+    </w:p>
+    <w:p/>
+    <w:p>
+      <w:pPr>
+        <w:pStyle w:val="Heading2"/>
+      </w:pPr>
+      <w:r>
         <w:t>Termos relacionados</w:t>
       </w:r>
     </w:p>
+    <w:p/>
     <w:p>
       <w:pPr>
         <w:pStyle w:val="ListBullet"/>
@@ -1403,6 +1653,7 @@
         <w:t>VIDA-0051 - 特別保険料 - Prêmio adicional especial</w:t>
       </w:r>
     </w:p>
+    <w:p/>
     <w:p>
       <w:pPr>
         <w:pStyle w:val="Heading2"/>
@@ -1411,6 +1662,7 @@
         <w:t>FAQs relacionadas</w:t>
       </w:r>
     </w:p>
+    <w:p/>
     <w:p>
       <w:pPr>
         <w:pStyle w:val="ListBullet"/>
@@ -1435,6 +1687,7 @@
         <w:t>FAQ-VIDA-0051</w:t>
       </w:r>
     </w:p>
+    <w:p/>
     <w:p>
       <w:pPr>
         <w:pStyle w:val="Heading2"/>
@@ -1443,6 +1696,7 @@
         <w:t>Diálogos relacionados</w:t>
       </w:r>
     </w:p>
+    <w:p/>
     <w:p>
       <w:pPr>
         <w:pStyle w:val="ListBullet"/>
@@ -1451,6 +1705,7 @@
         <w:t>DIALOGUE-VIDA-0013</w:t>
       </w:r>
     </w:p>
+    <w:p/>
     <w:p>
       <w:pPr>
         <w:pStyle w:val="Heading2"/>
@@ -1459,6 +1714,7 @@
         <w:t>Referências cruzadas</w:t>
       </w:r>
     </w:p>
+    <w:p/>
     <w:p>
       <w:pPr>
         <w:pStyle w:val="ListBullet"/>
@@ -1515,6 +1771,7 @@
         <w:t>DIALOGUE-VIDA-0013</w:t>
       </w:r>
     </w:p>
+    <w:p/>
     <w:p>
       <w:pPr>
         <w:pStyle w:val="Heading2"/>
@@ -1523,6 +1780,7 @@
         <w:t>Referências</w:t>
       </w:r>
     </w:p>
+    <w:p/>
     <w:p>
       <w:pPr>
         <w:pStyle w:val="ListBullet"/>
@@ -1531,6 +1789,7 @@
         <w:t>Documento interno: `EDITORIAL_RULES.md`</w:t>
       </w:r>
     </w:p>
+    <w:p/>
     <w:p>
       <w:pPr>
         <w:pStyle w:val="Heading2"/>
@@ -1539,6 +1798,7 @@
         <w:t>Tags</w:t>
       </w:r>
     </w:p>
+    <w:p/>
     <w:p>
       <w:pPr>
         <w:pStyle w:val="ListBullet"/>
@@ -1571,6 +1831,7 @@
         <w:t>saude</w:t>
       </w:r>
     </w:p>
+    <w:p/>
     <w:p>
       <w:pPr>
         <w:pStyle w:val="Heading2"/>
@@ -1579,6 +1840,7 @@
         <w:t>Veja também</w:t>
       </w:r>
     </w:p>
+    <w:p/>
     <w:p>
       <w:pPr>
         <w:pStyle w:val="ListBullet"/>
@@ -1587,6 +1849,7 @@
         <w:t>`14_FAQ/VIDA/FAQ-VIDA-0049.md`</w:t>
       </w:r>
     </w:p>
+    <w:p/>
     <w:p>
       <w:pPr>
         <w:pStyle w:val="Heading2"/>
@@ -1595,6 +1858,7 @@
         <w:t>Histórico de revisão</w:t>
       </w:r>
     </w:p>
+    <w:p/>
     <w:p>
       <w:r>
         <w:t>| Data | Versão | Autor | Alteração |</w:t>
@@ -1612,9 +1876,16 @@
     </w:p>
     <w:p>
       <w:r>
-        <w:t>————————————————————————</w:t>
-      </w:r>
-    </w:p>
+        <w:t>| 2026-06-26 | 0.2 | JP-BR Insurance Knowledge Base | Inclusão de limite comercial/compliance para uso seguro em atendimento e NotebookLM. |</w:t>
+      </w:r>
+    </w:p>
+    <w:p/>
+    <w:p>
+      <w:r>
+        <w:br w:type="page"/>
+      </w:r>
+    </w:p>
+    <w:p/>
     <w:p>
       <w:pPr>
         <w:pStyle w:val="Heading1"/>
@@ -1623,6 +1894,7 @@
         <w:t>CASE-VIDA-0021 - Seguradora aceita com exclusão específica</w:t>
       </w:r>
     </w:p>
+    <w:p/>
     <w:p>
       <w:pPr>
         <w:pStyle w:val="Heading2"/>
@@ -1631,12 +1903,13 @@
         <w:t>Controle</w:t>
       </w:r>
     </w:p>
+    <w:p/>
     <w:p>
       <w:pPr>
         <w:pStyle w:val="ListBullet"/>
       </w:pPr>
       <w:r>
-        <w:t>Versão: 0.1</w:t>
+        <w:t>Versão: 0.2</w:t>
       </w:r>
     </w:p>
     <w:p>
@@ -1660,9 +1933,10 @@
         <w:pStyle w:val="ListBullet"/>
       </w:pPr>
       <w:r>
-        <w:t>Histórico: Criação inicial.</w:t>
-      </w:r>
-    </w:p>
+        <w:t>Histórico: Criação inicial; inclusão de limite comercial/compliance.</w:t>
+      </w:r>
+    </w:p>
+    <w:p/>
     <w:p>
       <w:pPr>
         <w:pStyle w:val="Heading2"/>
@@ -1671,11 +1945,13 @@
         <w:t>Código</w:t>
       </w:r>
     </w:p>
+    <w:p/>
     <w:p>
       <w:r>
         <w:t>CASE-VIDA-0021</w:t>
       </w:r>
     </w:p>
+    <w:p/>
     <w:p>
       <w:pPr>
         <w:pStyle w:val="Heading2"/>
@@ -1684,11 +1960,13 @@
         <w:t>Produto ou categoria</w:t>
       </w:r>
     </w:p>
+    <w:p/>
     <w:p>
       <w:r>
         <w:t>VIDA</w:t>
       </w:r>
     </w:p>
+    <w:p/>
     <w:p>
       <w:pPr>
         <w:pStyle w:val="Heading2"/>
@@ -1697,11 +1975,13 @@
         <w:t>Situação</w:t>
       </w:r>
     </w:p>
+    <w:p/>
     <w:p>
       <w:r>
         <w:t>Seguradora aceita com exclusão específica.</w:t>
       </w:r>
     </w:p>
+    <w:p/>
     <w:p>
       <w:pPr>
         <w:pStyle w:val="Heading2"/>
@@ -1710,11 +1990,13 @@
         <w:t>Problema</w:t>
       </w:r>
     </w:p>
+    <w:p/>
     <w:p>
       <w:r>
         <w:t>Cliente pode criar expectativa incorreta sobre aceitação automática, declaração de saúde, condições especiais ou continuidade do contrato.</w:t>
       </w:r>
     </w:p>
+    <w:p/>
     <w:p>
       <w:pPr>
         <w:pStyle w:val="Heading2"/>
@@ -1723,11 +2005,13 @@
         <w:t>Análise</w:t>
       </w:r>
     </w:p>
+    <w:p/>
     <w:p>
       <w:r>
         <w:t>Seguro de vida depende de proposta, declaração correta, análise da seguradora, pagamento e cumprimento das condições contratuais.</w:t>
       </w:r>
     </w:p>
+    <w:p/>
     <w:p>
       <w:pPr>
         <w:pStyle w:val="Heading2"/>
@@ -1736,11 +2020,13 @@
         <w:t>Orientação ao corretor</w:t>
       </w:r>
     </w:p>
+    <w:p/>
     <w:p>
       <w:r>
         <w:t>Explicar etapas antes de prometer cobertura. Conferir histórico médico, documentos, aceitação e alternativas quando houver condição ou recusa.</w:t>
       </w:r>
     </w:p>
+    <w:p/>
     <w:p>
       <w:pPr>
         <w:pStyle w:val="Heading2"/>
@@ -1749,11 +2035,13 @@
         <w:t>Como explicar ao cliente brasileiro</w:t>
       </w:r>
     </w:p>
+    <w:p/>
     <w:p>
       <w:r>
         <w:t>A contratação passa por análise. O mais importante é responder corretamente e esperar a confirmação da seguradora.</w:t>
       </w:r>
     </w:p>
+    <w:p/>
     <w:p>
       <w:pPr>
         <w:pStyle w:val="Heading2"/>
@@ -1762,19 +2050,37 @@
         <w:t>Resultado esperado</w:t>
       </w:r>
     </w:p>
+    <w:p/>
     <w:p>
       <w:r>
         <w:t>Cliente entende o processo de aceitação e evita problemas por informação incompleta ou expectativa indevida.</w:t>
       </w:r>
     </w:p>
+    <w:p/>
     <w:p>
       <w:pPr>
         <w:pStyle w:val="Heading2"/>
       </w:pPr>
       <w:r>
+        <w:t>Limite comercial/compliance</w:t>
+      </w:r>
+    </w:p>
+    <w:p/>
+    <w:p>
+      <w:r>
+        <w:t>O corretor deve usar este caso como orientação de atendimento, sem prometer aceitação, cobertura, valor de indenização, prazo, benefício fiscal, manutenção de contrato ou resultado de análise. A decisão final depende da apólice, declaração de saúde, documentos, situação familiar, regras fiscais quando aplicáveis e avaliação da seguradora ou órgão competente.</w:t>
+      </w:r>
+    </w:p>
+    <w:p/>
+    <w:p>
+      <w:pPr>
+        <w:pStyle w:val="Heading2"/>
+      </w:pPr>
+      <w:r>
         <w:t>Termos relacionados</w:t>
       </w:r>
     </w:p>
+    <w:p/>
     <w:p>
       <w:pPr>
         <w:pStyle w:val="ListBullet"/>
@@ -1791,6 +2097,7 @@
         <w:t>VIDA-0052 - 部位不担保 - Exclusão de parte ou condição específica</w:t>
       </w:r>
     </w:p>
+    <w:p/>
     <w:p>
       <w:pPr>
         <w:pStyle w:val="Heading2"/>
@@ -1799,6 +2106,7 @@
         <w:t>FAQs relacionadas</w:t>
       </w:r>
     </w:p>
+    <w:p/>
     <w:p>
       <w:pPr>
         <w:pStyle w:val="ListBullet"/>
@@ -1815,6 +2123,7 @@
         <w:t>FAQ-VIDA-0052</w:t>
       </w:r>
     </w:p>
+    <w:p/>
     <w:p>
       <w:pPr>
         <w:pStyle w:val="Heading2"/>
@@ -1823,6 +2132,7 @@
         <w:t>Diálogos relacionados</w:t>
       </w:r>
     </w:p>
+    <w:p/>
     <w:p>
       <w:pPr>
         <w:pStyle w:val="ListBullet"/>
@@ -1831,6 +2141,7 @@
         <w:t>DIALOGUE-VIDA-0013</w:t>
       </w:r>
     </w:p>
+    <w:p/>
     <w:p>
       <w:pPr>
         <w:pStyle w:val="Heading2"/>
@@ -1839,6 +2150,7 @@
         <w:t>Referências cruzadas</w:t>
       </w:r>
     </w:p>
+    <w:p/>
     <w:p>
       <w:pPr>
         <w:pStyle w:val="ListBullet"/>
@@ -1879,6 +2191,7 @@
         <w:t>DIALOGUE-VIDA-0013</w:t>
       </w:r>
     </w:p>
+    <w:p/>
     <w:p>
       <w:pPr>
         <w:pStyle w:val="Heading2"/>
@@ -1887,6 +2200,7 @@
         <w:t>Referências</w:t>
       </w:r>
     </w:p>
+    <w:p/>
     <w:p>
       <w:pPr>
         <w:pStyle w:val="ListBullet"/>
@@ -1895,6 +2209,7 @@
         <w:t>Documento interno: `EDITORIAL_RULES.md`</w:t>
       </w:r>
     </w:p>
+    <w:p/>
     <w:p>
       <w:pPr>
         <w:pStyle w:val="Heading2"/>
@@ -1903,6 +2218,7 @@
         <w:t>Tags</w:t>
       </w:r>
     </w:p>
+    <w:p/>
     <w:p>
       <w:pPr>
         <w:pStyle w:val="ListBullet"/>
@@ -1935,6 +2251,7 @@
         <w:t>saude</w:t>
       </w:r>
     </w:p>
+    <w:p/>
     <w:p>
       <w:pPr>
         <w:pStyle w:val="Heading2"/>
@@ -1943,6 +2260,7 @@
         <w:t>Veja também</w:t>
       </w:r>
     </w:p>
+    <w:p/>
     <w:p>
       <w:pPr>
         <w:pStyle w:val="ListBullet"/>
@@ -1951,6 +2269,7 @@
         <w:t>`14_FAQ/VIDA/FAQ-VIDA-0050.md`</w:t>
       </w:r>
     </w:p>
+    <w:p/>
     <w:p>
       <w:pPr>
         <w:pStyle w:val="Heading2"/>
@@ -1959,6 +2278,7 @@
         <w:t>Histórico de revisão</w:t>
       </w:r>
     </w:p>
+    <w:p/>
     <w:p>
       <w:r>
         <w:t>| Data | Versão | Autor | Alteração |</w:t>
@@ -1976,9 +2296,16 @@
     </w:p>
     <w:p>
       <w:r>
-        <w:t>————————————————————————</w:t>
-      </w:r>
-    </w:p>
+        <w:t>| 2026-06-26 | 0.2 | JP-BR Insurance Knowledge Base | Inclusão de limite comercial/compliance para uso seguro em atendimento e NotebookLM. |</w:t>
+      </w:r>
+    </w:p>
+    <w:p/>
+    <w:p>
+      <w:r>
+        <w:br w:type="page"/>
+      </w:r>
+    </w:p>
+    <w:p/>
     <w:p>
       <w:pPr>
         <w:pStyle w:val="Heading1"/>
@@ -1987,6 +2314,7 @@
         <w:t>CASE-VIDA-0022 - Contratação recusada após análise de risco</w:t>
       </w:r>
     </w:p>
+    <w:p/>
     <w:p>
       <w:pPr>
         <w:pStyle w:val="Heading2"/>
@@ -1995,12 +2323,13 @@
         <w:t>Controle</w:t>
       </w:r>
     </w:p>
+    <w:p/>
     <w:p>
       <w:pPr>
         <w:pStyle w:val="ListBullet"/>
       </w:pPr>
       <w:r>
-        <w:t>Versão: 0.1</w:t>
+        <w:t>Versão: 0.2</w:t>
       </w:r>
     </w:p>
     <w:p>
@@ -2024,9 +2353,10 @@
         <w:pStyle w:val="ListBullet"/>
       </w:pPr>
       <w:r>
-        <w:t>Histórico: Criação inicial.</w:t>
-      </w:r>
-    </w:p>
+        <w:t>Histórico: Criação inicial; inclusão de limite comercial/compliance.</w:t>
+      </w:r>
+    </w:p>
+    <w:p/>
     <w:p>
       <w:pPr>
         <w:pStyle w:val="Heading2"/>
@@ -2035,11 +2365,13 @@
         <w:t>Código</w:t>
       </w:r>
     </w:p>
+    <w:p/>
     <w:p>
       <w:r>
         <w:t>CASE-VIDA-0022</w:t>
       </w:r>
     </w:p>
+    <w:p/>
     <w:p>
       <w:pPr>
         <w:pStyle w:val="Heading2"/>
@@ -2048,11 +2380,13 @@
         <w:t>Produto ou categoria</w:t>
       </w:r>
     </w:p>
+    <w:p/>
     <w:p>
       <w:r>
         <w:t>VIDA</w:t>
       </w:r>
     </w:p>
+    <w:p/>
     <w:p>
       <w:pPr>
         <w:pStyle w:val="Heading2"/>
@@ -2061,11 +2395,13 @@
         <w:t>Situação</w:t>
       </w:r>
     </w:p>
+    <w:p/>
     <w:p>
       <w:r>
         <w:t>Contratação recusada após análise de risco.</w:t>
       </w:r>
     </w:p>
+    <w:p/>
     <w:p>
       <w:pPr>
         <w:pStyle w:val="Heading2"/>
@@ -2074,11 +2410,13 @@
         <w:t>Problema</w:t>
       </w:r>
     </w:p>
+    <w:p/>
     <w:p>
       <w:r>
         <w:t>Cliente pode criar expectativa incorreta sobre aceitação automática, declaração de saúde, condições especiais ou continuidade do contrato.</w:t>
       </w:r>
     </w:p>
+    <w:p/>
     <w:p>
       <w:pPr>
         <w:pStyle w:val="Heading2"/>
@@ -2087,11 +2425,13 @@
         <w:t>Análise</w:t>
       </w:r>
     </w:p>
+    <w:p/>
     <w:p>
       <w:r>
         <w:t>Seguro de vida depende de proposta, declaração correta, análise da seguradora, pagamento e cumprimento das condições contratuais.</w:t>
       </w:r>
     </w:p>
+    <w:p/>
     <w:p>
       <w:pPr>
         <w:pStyle w:val="Heading2"/>
@@ -2100,11 +2440,13 @@
         <w:t>Orientação ao corretor</w:t>
       </w:r>
     </w:p>
+    <w:p/>
     <w:p>
       <w:r>
         <w:t>Explicar etapas antes de prometer cobertura. Conferir histórico médico, documentos, aceitação e alternativas quando houver condição ou recusa.</w:t>
       </w:r>
     </w:p>
+    <w:p/>
     <w:p>
       <w:pPr>
         <w:pStyle w:val="Heading2"/>
@@ -2113,11 +2455,13 @@
         <w:t>Como explicar ao cliente brasileiro</w:t>
       </w:r>
     </w:p>
+    <w:p/>
     <w:p>
       <w:r>
         <w:t>A contratação passa por análise. O mais importante é responder corretamente e esperar a confirmação da seguradora.</w:t>
       </w:r>
     </w:p>
+    <w:p/>
     <w:p>
       <w:pPr>
         <w:pStyle w:val="Heading2"/>
@@ -2126,19 +2470,37 @@
         <w:t>Resultado esperado</w:t>
       </w:r>
     </w:p>
+    <w:p/>
     <w:p>
       <w:r>
         <w:t>Cliente entende o processo de aceitação e evita problemas por informação incompleta ou expectativa indevida.</w:t>
       </w:r>
     </w:p>
+    <w:p/>
     <w:p>
       <w:pPr>
         <w:pStyle w:val="Heading2"/>
       </w:pPr>
       <w:r>
+        <w:t>Limite comercial/compliance</w:t>
+      </w:r>
+    </w:p>
+    <w:p/>
+    <w:p>
+      <w:r>
+        <w:t>O corretor deve usar este caso como orientação de atendimento, sem prometer aceitação, cobertura, valor de indenização, prazo, benefício fiscal, manutenção de contrato ou resultado de análise. A decisão final depende da apólice, declaração de saúde, documentos, situação familiar, regras fiscais quando aplicáveis e avaliação da seguradora ou órgão competente.</w:t>
+      </w:r>
+    </w:p>
+    <w:p/>
+    <w:p>
+      <w:pPr>
+        <w:pStyle w:val="Heading2"/>
+      </w:pPr>
+      <w:r>
         <w:t>Termos relacionados</w:t>
       </w:r>
     </w:p>
+    <w:p/>
     <w:p>
       <w:pPr>
         <w:pStyle w:val="ListBullet"/>
@@ -2155,6 +2517,7 @@
         <w:t>VIDA-0049 - 引受審査 - Análise de aceitação</w:t>
       </w:r>
     </w:p>
+    <w:p/>
     <w:p>
       <w:pPr>
         <w:pStyle w:val="Heading2"/>
@@ -2163,6 +2526,7 @@
         <w:t>FAQs relacionadas</w:t>
       </w:r>
     </w:p>
+    <w:p/>
     <w:p>
       <w:pPr>
         <w:pStyle w:val="ListBullet"/>
@@ -2179,6 +2543,7 @@
         <w:t>FAQ-VIDA-0049</w:t>
       </w:r>
     </w:p>
+    <w:p/>
     <w:p>
       <w:pPr>
         <w:pStyle w:val="Heading2"/>
@@ -2187,6 +2552,7 @@
         <w:t>Diálogos relacionados</w:t>
       </w:r>
     </w:p>
+    <w:p/>
     <w:p>
       <w:pPr>
         <w:pStyle w:val="ListBullet"/>
@@ -2195,6 +2561,7 @@
         <w:t>DIALOGUE-VIDA-0014</w:t>
       </w:r>
     </w:p>
+    <w:p/>
     <w:p>
       <w:pPr>
         <w:pStyle w:val="Heading2"/>
@@ -2203,6 +2570,7 @@
         <w:t>Referências cruzadas</w:t>
       </w:r>
     </w:p>
+    <w:p/>
     <w:p>
       <w:pPr>
         <w:pStyle w:val="ListBullet"/>
@@ -2243,6 +2611,7 @@
         <w:t>DIALOGUE-VIDA-0014</w:t>
       </w:r>
     </w:p>
+    <w:p/>
     <w:p>
       <w:pPr>
         <w:pStyle w:val="Heading2"/>
@@ -2251,6 +2620,7 @@
         <w:t>Referências</w:t>
       </w:r>
     </w:p>
+    <w:p/>
     <w:p>
       <w:pPr>
         <w:pStyle w:val="ListBullet"/>
@@ -2259,6 +2629,7 @@
         <w:t>Documento interno: `EDITORIAL_RULES.md`</w:t>
       </w:r>
     </w:p>
+    <w:p/>
     <w:p>
       <w:pPr>
         <w:pStyle w:val="Heading2"/>
@@ -2267,6 +2638,7 @@
         <w:t>Tags</w:t>
       </w:r>
     </w:p>
+    <w:p/>
     <w:p>
       <w:pPr>
         <w:pStyle w:val="ListBullet"/>
@@ -2299,6 +2671,7 @@
         <w:t>saude</w:t>
       </w:r>
     </w:p>
+    <w:p/>
     <w:p>
       <w:pPr>
         <w:pStyle w:val="Heading2"/>
@@ -2307,6 +2680,7 @@
         <w:t>Veja também</w:t>
       </w:r>
     </w:p>
+    <w:p/>
     <w:p>
       <w:pPr>
         <w:pStyle w:val="ListBullet"/>
@@ -2315,6 +2689,7 @@
         <w:t>`14_FAQ/VIDA/FAQ-VIDA-0053.md`</w:t>
       </w:r>
     </w:p>
+    <w:p/>
     <w:p>
       <w:pPr>
         <w:pStyle w:val="Heading2"/>
@@ -2323,6 +2698,7 @@
         <w:t>Histórico de revisão</w:t>
       </w:r>
     </w:p>
+    <w:p/>
     <w:p>
       <w:r>
         <w:t>| Data | Versão | Autor | Alteração |</w:t>
@@ -2340,9 +2716,16 @@
     </w:p>
     <w:p>
       <w:r>
-        <w:t>————————————————————————</w:t>
-      </w:r>
-    </w:p>
+        <w:t>| 2026-06-26 | 0.2 | JP-BR Insurance Knowledge Base | Inclusão de limite comercial/compliance para uso seguro em atendimento e NotebookLM. |</w:t>
+      </w:r>
+    </w:p>
+    <w:p/>
+    <w:p>
+      <w:r>
+        <w:br w:type="page"/>
+      </w:r>
+    </w:p>
+    <w:p/>
     <w:p>
       <w:pPr>
         <w:pStyle w:val="Heading1"/>
@@ -2351,6 +2734,7 @@
         <w:t>CASE-VIDA-0023 - Contrato não efetivado ou desistência dentro da regra</w:t>
       </w:r>
     </w:p>
+    <w:p/>
     <w:p>
       <w:pPr>
         <w:pStyle w:val="Heading2"/>
@@ -2359,12 +2743,13 @@
         <w:t>Controle</w:t>
       </w:r>
     </w:p>
+    <w:p/>
     <w:p>
       <w:pPr>
         <w:pStyle w:val="ListBullet"/>
       </w:pPr>
       <w:r>
-        <w:t>Versão: 0.1</w:t>
+        <w:t>Versão: 0.2</w:t>
       </w:r>
     </w:p>
     <w:p>
@@ -2388,9 +2773,10 @@
         <w:pStyle w:val="ListBullet"/>
       </w:pPr>
       <w:r>
-        <w:t>Histórico: Criação inicial.</w:t>
-      </w:r>
-    </w:p>
+        <w:t>Histórico: Criação inicial; inclusão de limite comercial/compliance.</w:t>
+      </w:r>
+    </w:p>
+    <w:p/>
     <w:p>
       <w:pPr>
         <w:pStyle w:val="Heading2"/>
@@ -2399,11 +2785,13 @@
         <w:t>Código</w:t>
       </w:r>
     </w:p>
+    <w:p/>
     <w:p>
       <w:r>
         <w:t>CASE-VIDA-0023</w:t>
       </w:r>
     </w:p>
+    <w:p/>
     <w:p>
       <w:pPr>
         <w:pStyle w:val="Heading2"/>
@@ -2412,11 +2800,13 @@
         <w:t>Produto ou categoria</w:t>
       </w:r>
     </w:p>
+    <w:p/>
     <w:p>
       <w:r>
         <w:t>VIDA</w:t>
       </w:r>
     </w:p>
+    <w:p/>
     <w:p>
       <w:pPr>
         <w:pStyle w:val="Heading2"/>
@@ -2425,11 +2815,13 @@
         <w:t>Situação</w:t>
       </w:r>
     </w:p>
+    <w:p/>
     <w:p>
       <w:r>
         <w:t>Contrato não efetivado ou desistência dentro da regra.</w:t>
       </w:r>
     </w:p>
+    <w:p/>
     <w:p>
       <w:pPr>
         <w:pStyle w:val="Heading2"/>
@@ -2438,11 +2830,13 @@
         <w:t>Problema</w:t>
       </w:r>
     </w:p>
+    <w:p/>
     <w:p>
       <w:r>
         <w:t>Cliente pode criar expectativa incorreta sobre aceitação automática, declaração de saúde, condições especiais ou continuidade do contrato.</w:t>
       </w:r>
     </w:p>
+    <w:p/>
     <w:p>
       <w:pPr>
         <w:pStyle w:val="Heading2"/>
@@ -2451,11 +2845,13 @@
         <w:t>Análise</w:t>
       </w:r>
     </w:p>
+    <w:p/>
     <w:p>
       <w:r>
         <w:t>Seguro de vida depende de proposta, declaração correta, análise da seguradora, pagamento e cumprimento das condições contratuais.</w:t>
       </w:r>
     </w:p>
+    <w:p/>
     <w:p>
       <w:pPr>
         <w:pStyle w:val="Heading2"/>
@@ -2464,11 +2860,13 @@
         <w:t>Orientação ao corretor</w:t>
       </w:r>
     </w:p>
+    <w:p/>
     <w:p>
       <w:r>
         <w:t>Explicar etapas antes de prometer cobertura. Conferir histórico médico, documentos, aceitação e alternativas quando houver condição ou recusa.</w:t>
       </w:r>
     </w:p>
+    <w:p/>
     <w:p>
       <w:pPr>
         <w:pStyle w:val="Heading2"/>
@@ -2477,11 +2875,13 @@
         <w:t>Como explicar ao cliente brasileiro</w:t>
       </w:r>
     </w:p>
+    <w:p/>
     <w:p>
       <w:r>
         <w:t>A contratação passa por análise. O mais importante é responder corretamente e esperar a confirmação da seguradora.</w:t>
       </w:r>
     </w:p>
+    <w:p/>
     <w:p>
       <w:pPr>
         <w:pStyle w:val="Heading2"/>
@@ -2490,19 +2890,37 @@
         <w:t>Resultado esperado</w:t>
       </w:r>
     </w:p>
+    <w:p/>
     <w:p>
       <w:r>
         <w:t>Cliente entende o processo de aceitação e evita problemas por informação incompleta ou expectativa indevida.</w:t>
       </w:r>
     </w:p>
+    <w:p/>
     <w:p>
       <w:pPr>
         <w:pStyle w:val="Heading2"/>
       </w:pPr>
       <w:r>
+        <w:t>Limite comercial/compliance</w:t>
+      </w:r>
+    </w:p>
+    <w:p/>
+    <w:p>
+      <w:r>
+        <w:t>O corretor deve usar este caso como orientação de atendimento, sem prometer aceitação, cobertura, valor de indenização, prazo, benefício fiscal, manutenção de contrato ou resultado de análise. A decisão final depende da apólice, declaração de saúde, documentos, situação familiar, regras fiscais quando aplicáveis e avaliação da seguradora ou órgão competente.</w:t>
+      </w:r>
+    </w:p>
+    <w:p/>
+    <w:p>
+      <w:pPr>
+        <w:pStyle w:val="Heading2"/>
+      </w:pPr>
+      <w:r>
         <w:t>Termos relacionados</w:t>
       </w:r>
     </w:p>
+    <w:p/>
     <w:p>
       <w:pPr>
         <w:pStyle w:val="ListBullet"/>
@@ -2519,6 +2937,7 @@
         <w:t>VIDA-0055 - クーリングオフ - Direito de desistência</w:t>
       </w:r>
     </w:p>
+    <w:p/>
     <w:p>
       <w:pPr>
         <w:pStyle w:val="Heading2"/>
@@ -2527,6 +2946,7 @@
         <w:t>FAQs relacionadas</w:t>
       </w:r>
     </w:p>
+    <w:p/>
     <w:p>
       <w:pPr>
         <w:pStyle w:val="ListBullet"/>
@@ -2543,6 +2963,7 @@
         <w:t>FAQ-VIDA-0055</w:t>
       </w:r>
     </w:p>
+    <w:p/>
     <w:p>
       <w:pPr>
         <w:pStyle w:val="Heading2"/>
@@ -2551,6 +2972,7 @@
         <w:t>Diálogos relacionados</w:t>
       </w:r>
     </w:p>
+    <w:p/>
     <w:p>
       <w:pPr>
         <w:pStyle w:val="ListBullet"/>
@@ -2559,6 +2981,7 @@
         <w:t>DIALOGUE-VIDA-0014</w:t>
       </w:r>
     </w:p>
+    <w:p/>
     <w:p>
       <w:pPr>
         <w:pStyle w:val="Heading2"/>
@@ -2567,6 +2990,7 @@
         <w:t>Referências cruzadas</w:t>
       </w:r>
     </w:p>
+    <w:p/>
     <w:p>
       <w:pPr>
         <w:pStyle w:val="ListBullet"/>
@@ -2607,6 +3031,7 @@
         <w:t>DIALOGUE-VIDA-0014</w:t>
       </w:r>
     </w:p>
+    <w:p/>
     <w:p>
       <w:pPr>
         <w:pStyle w:val="Heading2"/>
@@ -2615,6 +3040,7 @@
         <w:t>Referências</w:t>
       </w:r>
     </w:p>
+    <w:p/>
     <w:p>
       <w:pPr>
         <w:pStyle w:val="ListBullet"/>
@@ -2623,6 +3049,7 @@
         <w:t>Documento interno: `EDITORIAL_RULES.md`</w:t>
       </w:r>
     </w:p>
+    <w:p/>
     <w:p>
       <w:pPr>
         <w:pStyle w:val="Heading2"/>
@@ -2631,6 +3058,7 @@
         <w:t>Tags</w:t>
       </w:r>
     </w:p>
+    <w:p/>
     <w:p>
       <w:pPr>
         <w:pStyle w:val="ListBullet"/>
@@ -2663,6 +3091,7 @@
         <w:t>saude</w:t>
       </w:r>
     </w:p>
+    <w:p/>
     <w:p>
       <w:pPr>
         <w:pStyle w:val="Heading2"/>
@@ -2671,6 +3100,7 @@
         <w:t>Veja também</w:t>
       </w:r>
     </w:p>
+    <w:p/>
     <w:p>
       <w:pPr>
         <w:pStyle w:val="ListBullet"/>
@@ -2679,6 +3109,7 @@
         <w:t>`14_FAQ/VIDA/FAQ-VIDA-0054.md`</w:t>
       </w:r>
     </w:p>
+    <w:p/>
     <w:p>
       <w:pPr>
         <w:pStyle w:val="Heading2"/>
@@ -2687,6 +3118,7 @@
         <w:t>Histórico de revisão</w:t>
       </w:r>
     </w:p>
+    <w:p/>
     <w:p>
       <w:r>
         <w:t>| Data | Versão | Autor | Alteração |</w:t>
@@ -2704,9 +3136,16 @@
     </w:p>
     <w:p>
       <w:r>
-        <w:t>————————————————————————</w:t>
-      </w:r>
-    </w:p>
+        <w:t>| 2026-06-26 | 0.2 | JP-BR Insurance Knowledge Base | Inclusão de limite comercial/compliance para uso seguro em atendimento e NotebookLM. |</w:t>
+      </w:r>
+    </w:p>
+    <w:p/>
+    <w:p>
+      <w:r>
+        <w:br w:type="page"/>
+      </w:r>
+    </w:p>
+    <w:p/>
     <w:p>
       <w:pPr>
         <w:pStyle w:val="Heading1"/>
@@ -2715,6 +3154,7 @@
         <w:t>CASE-VIDA-0024 - Contrato perde validade e cliente quer reduzir ou reativar</w:t>
       </w:r>
     </w:p>
+    <w:p/>
     <w:p>
       <w:pPr>
         <w:pStyle w:val="Heading2"/>
@@ -2723,12 +3163,13 @@
         <w:t>Controle</w:t>
       </w:r>
     </w:p>
+    <w:p/>
     <w:p>
       <w:pPr>
         <w:pStyle w:val="ListBullet"/>
       </w:pPr>
       <w:r>
-        <w:t>Versão: 0.1</w:t>
+        <w:t>Versão: 0.2</w:t>
       </w:r>
     </w:p>
     <w:p>
@@ -2752,9 +3193,10 @@
         <w:pStyle w:val="ListBullet"/>
       </w:pPr>
       <w:r>
-        <w:t>Histórico: Criação inicial.</w:t>
-      </w:r>
-    </w:p>
+        <w:t>Histórico: Criação inicial; inclusão de limite comercial/compliance.</w:t>
+      </w:r>
+    </w:p>
+    <w:p/>
     <w:p>
       <w:pPr>
         <w:pStyle w:val="Heading2"/>
@@ -2763,11 +3205,13 @@
         <w:t>Código</w:t>
       </w:r>
     </w:p>
+    <w:p/>
     <w:p>
       <w:r>
         <w:t>CASE-VIDA-0024</w:t>
       </w:r>
     </w:p>
+    <w:p/>
     <w:p>
       <w:pPr>
         <w:pStyle w:val="Heading2"/>
@@ -2776,11 +3220,13 @@
         <w:t>Produto ou categoria</w:t>
       </w:r>
     </w:p>
+    <w:p/>
     <w:p>
       <w:r>
         <w:t>VIDA</w:t>
       </w:r>
     </w:p>
+    <w:p/>
     <w:p>
       <w:pPr>
         <w:pStyle w:val="Heading2"/>
@@ -2789,11 +3235,13 @@
         <w:t>Situação</w:t>
       </w:r>
     </w:p>
+    <w:p/>
     <w:p>
       <w:r>
         <w:t>Contrato perde validade e cliente quer reduzir ou reativar.</w:t>
       </w:r>
     </w:p>
+    <w:p/>
     <w:p>
       <w:pPr>
         <w:pStyle w:val="Heading2"/>
@@ -2802,11 +3250,13 @@
         <w:t>Problema</w:t>
       </w:r>
     </w:p>
+    <w:p/>
     <w:p>
       <w:r>
         <w:t>Cliente pode criar expectativa incorreta sobre aceitação automática, declaração de saúde, condições especiais ou continuidade do contrato.</w:t>
       </w:r>
     </w:p>
+    <w:p/>
     <w:p>
       <w:pPr>
         <w:pStyle w:val="Heading2"/>
@@ -2815,11 +3265,13 @@
         <w:t>Análise</w:t>
       </w:r>
     </w:p>
+    <w:p/>
     <w:p>
       <w:r>
         <w:t>Seguro de vida depende de proposta, declaração correta, análise da seguradora, pagamento e cumprimento das condições contratuais.</w:t>
       </w:r>
     </w:p>
+    <w:p/>
     <w:p>
       <w:pPr>
         <w:pStyle w:val="Heading2"/>
@@ -2828,11 +3280,13 @@
         <w:t>Orientação ao corretor</w:t>
       </w:r>
     </w:p>
+    <w:p/>
     <w:p>
       <w:r>
         <w:t>Explicar etapas antes de prometer cobertura. Conferir histórico médico, documentos, aceitação e alternativas quando houver condição ou recusa.</w:t>
       </w:r>
     </w:p>
+    <w:p/>
     <w:p>
       <w:pPr>
         <w:pStyle w:val="Heading2"/>
@@ -2841,11 +3295,13 @@
         <w:t>Como explicar ao cliente brasileiro</w:t>
       </w:r>
     </w:p>
+    <w:p/>
     <w:p>
       <w:r>
         <w:t>A contratação passa por análise. O mais importante é responder corretamente e esperar a confirmação da seguradora.</w:t>
       </w:r>
     </w:p>
+    <w:p/>
     <w:p>
       <w:pPr>
         <w:pStyle w:val="Heading2"/>
@@ -2854,19 +3310,37 @@
         <w:t>Resultado esperado</w:t>
       </w:r>
     </w:p>
+    <w:p/>
     <w:p>
       <w:r>
         <w:t>Cliente entende o processo de aceitação e evita problemas por informação incompleta ou expectativa indevida.</w:t>
       </w:r>
     </w:p>
+    <w:p/>
     <w:p>
       <w:pPr>
         <w:pStyle w:val="Heading2"/>
       </w:pPr>
       <w:r>
+        <w:t>Limite comercial/compliance</w:t>
+      </w:r>
+    </w:p>
+    <w:p/>
+    <w:p>
+      <w:r>
+        <w:t>O corretor deve usar este caso como orientação de atendimento, sem prometer aceitação, cobertura, valor de indenização, prazo, benefício fiscal, manutenção de contrato ou resultado de análise. A decisão final depende da apólice, declaração de saúde, documentos, situação familiar, regras fiscais quando aplicáveis e avaliação da seguradora ou órgão competente.</w:t>
+      </w:r>
+    </w:p>
+    <w:p/>
+    <w:p>
+      <w:pPr>
+        <w:pStyle w:val="Heading2"/>
+      </w:pPr>
+      <w:r>
         <w:t>Termos relacionados</w:t>
       </w:r>
     </w:p>
+    <w:p/>
     <w:p>
       <w:pPr>
         <w:pStyle w:val="ListBullet"/>
@@ -2907,6 +3381,7 @@
         <w:t>VIDA-0060 - 延長定期保険 - Seguro temporário prorrogado</w:t>
       </w:r>
     </w:p>
+    <w:p/>
     <w:p>
       <w:pPr>
         <w:pStyle w:val="Heading2"/>
@@ -2915,6 +3390,7 @@
         <w:t>FAQs relacionadas</w:t>
       </w:r>
     </w:p>
+    <w:p/>
     <w:p>
       <w:pPr>
         <w:pStyle w:val="ListBullet"/>
@@ -2955,6 +3431,7 @@
         <w:t>FAQ-VIDA-0060</w:t>
       </w:r>
     </w:p>
+    <w:p/>
     <w:p>
       <w:pPr>
         <w:pStyle w:val="Heading2"/>
@@ -2963,6 +3440,7 @@
         <w:t>Diálogos relacionados</w:t>
       </w:r>
     </w:p>
+    <w:p/>
     <w:p>
       <w:pPr>
         <w:pStyle w:val="ListBullet"/>
@@ -2971,6 +3449,7 @@
         <w:t>DIALOGUE-VIDA-0015</w:t>
       </w:r>
     </w:p>
+    <w:p/>
     <w:p>
       <w:pPr>
         <w:pStyle w:val="Heading2"/>
@@ -2979,6 +3458,7 @@
         <w:t>Referências cruzadas</w:t>
       </w:r>
     </w:p>
+    <w:p/>
     <w:p>
       <w:pPr>
         <w:pStyle w:val="ListBullet"/>
@@ -3067,6 +3547,7 @@
         <w:t>DIALOGUE-VIDA-0015</w:t>
       </w:r>
     </w:p>
+    <w:p/>
     <w:p>
       <w:pPr>
         <w:pStyle w:val="Heading2"/>
@@ -3075,6 +3556,7 @@
         <w:t>Referências</w:t>
       </w:r>
     </w:p>
+    <w:p/>
     <w:p>
       <w:pPr>
         <w:pStyle w:val="ListBullet"/>
@@ -3083,6 +3565,7 @@
         <w:t>Documento interno: `EDITORIAL_RULES.md`</w:t>
       </w:r>
     </w:p>
+    <w:p/>
     <w:p>
       <w:pPr>
         <w:pStyle w:val="Heading2"/>
@@ -3091,6 +3574,7 @@
         <w:t>Tags</w:t>
       </w:r>
     </w:p>
+    <w:p/>
     <w:p>
       <w:pPr>
         <w:pStyle w:val="ListBullet"/>
@@ -3123,6 +3607,7 @@
         <w:t>saude</w:t>
       </w:r>
     </w:p>
+    <w:p/>
     <w:p>
       <w:pPr>
         <w:pStyle w:val="Heading2"/>
@@ -3131,6 +3616,7 @@
         <w:t>Veja também</w:t>
       </w:r>
     </w:p>
+    <w:p/>
     <w:p>
       <w:pPr>
         <w:pStyle w:val="ListBullet"/>
@@ -3139,6 +3625,7 @@
         <w:t>`14_FAQ/VIDA/FAQ-VIDA-0056.md`</w:t>
       </w:r>
     </w:p>
+    <w:p/>
     <w:p>
       <w:pPr>
         <w:pStyle w:val="Heading2"/>
@@ -3147,6 +3634,7 @@
         <w:t>Histórico de revisão</w:t>
       </w:r>
     </w:p>
+    <w:p/>
     <w:p>
       <w:r>
         <w:t>| Data | Versão | Autor | Alteração |</w:t>
@@ -3160,6 +3648,36 @@
     <w:p>
       <w:r>
         <w:t>| 2026-06-26 | 0.1 | JP-BR Insurance Knowledge Base | Criação inicial. |</w:t>
+      </w:r>
+    </w:p>
+    <w:p>
+      <w:r>
+        <w:t>| 2026-06-26 | 0.2 | JP-BR Insurance Knowledge Base | Inclusão de limite comercial/compliance para uso seguro em atendimento e NotebookLM. |</w:t>
+      </w:r>
+    </w:p>
+    <w:p/>
+    <w:p>
+      <w:pPr>
+        <w:pStyle w:val="Heading2"/>
+      </w:pPr>
+      <w:r>
+        <w:t>Histórico de revisão</w:t>
+      </w:r>
+    </w:p>
+    <w:p/>
+    <w:p>
+      <w:r>
+        <w:t>| Data | Versão | Autor | Alteração |</w:t>
+      </w:r>
+    </w:p>
+    <w:p>
+      <w:r>
+        <w:t>| --- | --- | --- | --- |</w:t>
+      </w:r>
+    </w:p>
+    <w:p>
+      <w:r>
+        <w:t>| 2026-06-26 | 0.2 | JP-BR Insurance Knowledge Base | Regeneração do pacote com normalização de compliance dos estudos de caso VIDA. |</w:t>
       </w:r>
     </w:p>
     <w:sectPr>
@@ -3536,7 +4054,7 @@
     <w:qFormat/>
     <w:rsid w:val="00FC693F"/>
     <w:rPr>
-      <w:rFonts w:ascii="Arial Unicode MS" w:hAnsi="Arial Unicode MS"/>
+      <w:rFonts w:ascii="Arial" w:hAnsi="Arial"/>
       <w:sz w:val="20"/>
     </w:rPr>
   </w:style>
